--- a/en/wisdom-stories/light-of-the-universe.docx
+++ b/en/wisdom-stories/light-of-the-universe.docx
@@ -4,120 +4,63 @@
   <w:body>
     <w:p>
       <w:pPr>
-        <w:spacing w:before="0" w:after="60"/>
-        <w:jc w:val="left"/>
+        <w:pStyle w:val="Title"/>
       </w:pPr>
       <w:r>
-        <w:rPr>
-          <w:rFonts w:ascii="Arial" w:hAnsi="Arial" w:eastAsia="Arial"/>
-          <w:i w:val="0"/>
-          <w:color w:val="000000"/>
-          <w:sz w:val="52"/>
-        </w:rPr>
-        <w:t>Light of the Universe</w:t>
+        <w:t>The Door of the Heart</w:t>
+      </w:r>
+    </w:p>
+    <w:p>
+      <w:pPr/>
+      <w:r>
+        <w:t>A story about the British painter William Holman Hunt describes a picture of a figure standing at a closed door at night, holding a lantern in one hand and knocking with the other.</w:t>
+      </w:r>
+    </w:p>
+    <w:p>
+      <w:pPr/>
+      <w:r>
+        <w:t>An art critic asked him, “It’s a beautiful painting, but how can that door open? Have you forgotten to paint a handle?”</w:t>
       </w:r>
     </w:p>
     <w:p>
       <w:pPr>
-        <w:jc w:val="left"/>
+        <w:keepNext/>
       </w:pPr>
       <w:r>
-        <w:rPr>
-          <w:rFonts w:ascii="Arial" w:hAnsi="Arial" w:eastAsia="Arial"/>
-          <w:i w:val="0"/>
-          <w:color w:val="000000"/>
-          <w:sz w:val="22"/>
-        </w:rPr>
-        <w:t>British artist William Holman Hunt's "Light of the Universe" is on display at the Royal Academy in London. The painting depicts a man standing at a door at night with a lantern in one hand, looking philosophical. The man knocks on the door with the other hand, hoping that it will open.</w:t>
+        <w:t>Hunt replied with a smile, “This is no ordinary door. It represents the human heart, and it opens only from within. There is no handle outside. Unless someone opens it for you, you cannot enter.”</w:t>
       </w:r>
     </w:p>
     <w:p>
       <w:pPr>
-        <w:jc w:val="left"/>
+        <w:keepNext/>
+        <w:keepLines/>
+        <w:spacing w:before="160"/>
       </w:pPr>
       <w:r>
         <w:rPr>
-          <w:rFonts w:ascii="Arial" w:hAnsi="Arial" w:eastAsia="Arial"/>
-          <w:i w:val="0"/>
-          <w:color w:val="000000"/>
-          <w:sz w:val="22"/>
+          <w:b/>
         </w:rPr>
-        <w:t>An art critic who studied the painting asked Hunt: "It's a beautiful painting, but I don't understand its meaning. Will the door that the man is knocking on never open? Perhaps you forgot to pull the doorknob?"</w:t>
+        <w:t>Moral:</w:t>
+      </w:r>
+      <w:r>
+        <w:t xml:space="preserve"> The door of the heart opens only from the inside. Love and goodness do not force their way in - you must let them in yourself.</w:t>
       </w:r>
     </w:p>
     <w:p>
       <w:pPr>
-        <w:jc w:val="left"/>
+        <w:spacing w:after="80"/>
       </w:pPr>
       <w:r>
         <w:rPr>
-          <w:rFonts w:ascii="Arial" w:hAnsi="Arial" w:eastAsia="Arial"/>
-          <w:i w:val="0"/>
-          <w:color w:val="000000"/>
-          <w:sz w:val="22"/>
+          <w:i/>
+          <w:sz w:val="18"/>
         </w:rPr>
-        <w:t>Hunt smiled and replied: "This is no ordinary door. This door embodies the human heart. Since the door only opens from the inside, it has no outside handle. If that door is not opened for you from the inside, you cannot enter."</w:t>
-      </w:r>
-    </w:p>
-    <w:p>
-      <w:pPr>
-        <w:pStyle w:val="Moral"/>
-        <w:keepNext/>
-        <w:keepLines/>
-        <w:widowControl/>
-        <w:spacing w:before="240" w:after="180" w:line="283" w:lineRule="auto"/>
-        <w:ind w:left="240" w:right="240"/>
-        <w:jc w:val="left"/>
-        <w:pBdr>
-          <w:top w:val="single" w:sz="8" w:space="7" w:color="E8D59A"/>
-          <w:left w:val="single" w:sz="32" w:space="11" w:color="C6A23A"/>
-          <w:bottom w:val="single" w:sz="8" w:space="7" w:color="E8D59A"/>
-          <w:right w:val="single" w:sz="8" w:space="11" w:color="E8D59A"/>
-        </w:pBdr>
-        <w:shd w:val="clear" w:color="auto" w:fill="FFF8E1"/>
-      </w:pPr>
-      <w:r>
-        <w:rPr>
-          <w:rFonts w:ascii="Arial" w:hAnsi="Arial" w:eastAsia="Arial" w:cs="Arial"/>
-          <w:b/>
-          <w:i w:val="0"/>
-          <w:color w:val="9A7417"/>
-          <w:sz w:val="22"/>
-        </w:rPr>
-        <w:t xml:space="preserve">Moral: </w:t>
-      </w:r>
-      <w:r>
-        <w:rPr>
-          <w:rFonts w:ascii="Arial" w:hAnsi="Arial" w:eastAsia="Arial" w:cs="Arial"/>
-          <w:b w:val="0"/>
-          <w:i w:val="0"/>
-          <w:color w:val="3F3826"/>
-          <w:sz w:val="22"/>
-        </w:rPr>
-        <w:t>The door of the heart opens only from the inside. Love and goodness do not force their way in - you must let them in yourself.</w:t>
-      </w:r>
-    </w:p>
-    <w:p>
-      <w:pPr>
-        <w:keepLines/>
-        <w:widowControl/>
-        <w:spacing w:before="60" w:after="0" w:line="240" w:lineRule="auto"/>
-        <w:jc w:val="right"/>
-      </w:pPr>
-      <w:r>
-        <w:rPr>
-          <w:rFonts w:ascii="Arial" w:hAnsi="Arial" w:eastAsia="Arial" w:cs="Arial"/>
-          <w:b w:val="0"/>
-          <w:i/>
-          <w:color w:val="8A7950"/>
-          <w:sz w:val="17"/>
-        </w:rPr>
-        <w:t>The story was obtained from open Internet sources.</w:t>
+        <w:t>Source: Publicly available internet sources.</w:t>
       </w:r>
     </w:p>
     <w:sectPr>
       <w:pgSz w:w="12240" w:h="15840"/>
-      <w:pgMar w:top="1440" w:right="1440" w:bottom="1440" w:left="1440" w:header="708" w:footer="708" w:gutter="0"/>
+      <w:pgMar w:top="1080" w:right="1224" w:bottom="1080" w:left="1224" w:header="720" w:footer="720" w:gutter="0"/>
       <w:cols w:space="720"/>
       <w:docGrid w:linePitch="360"/>
     </w:sectPr>
@@ -489,12 +432,14 @@
     <w:qFormat/>
     <w:rsid w:val="00FC693F"/>
     <w:pPr>
-      <w:spacing w:before="0" w:after="160" w:line="276" w:lineRule="auto"/>
+      <w:widowControl/>
+      <w:spacing w:after="120" w:line="259" w:lineRule="auto"/>
     </w:pPr>
     <w:rPr>
-      <w:rFonts w:ascii="Arial" w:hAnsi="Arial" w:eastAsia="Arial"/>
+      <w:rFonts w:ascii="Arial" w:hAnsi="Arial"/>
       <w:color w:val="000000"/>
       <w:sz w:val="22"/>
+      <w:lang w:val="en-US"/>
     </w:rPr>
   </w:style>
   <w:style w:type="paragraph" w:styleId="Header">
@@ -838,18 +783,17 @@
     <w:qFormat/>
     <w:rsid w:val="00FC693F"/>
     <w:pPr>
-      <w:pBdr>
-        <w:bottom w:val="single" w:sz="8" w:space="4" w:color="4F81BD" w:themeColor="accent1"/>
-      </w:pBdr>
-      <w:spacing w:after="300" w:line="240" w:lineRule="auto"/>
+      <w:keepNext/>
+      <w:spacing w:after="280" w:line="240" w:lineRule="auto"/>
       <w:contextualSpacing/>
     </w:pPr>
     <w:rPr>
-      <w:rFonts w:asciiTheme="majorHAnsi" w:eastAsiaTheme="majorEastAsia" w:hAnsiTheme="majorHAnsi" w:cstheme="majorBidi"/>
-      <w:color w:val="17365D" w:themeColor="text2" w:themeShade="BF"/>
+      <w:rFonts w:asciiTheme="majorHAnsi" w:eastAsiaTheme="majorEastAsia" w:hAnsiTheme="majorHAnsi" w:cstheme="majorBidi" w:ascii="Arial" w:hAnsi="Arial"/>
+      <w:b/>
+      <w:color w:val="000000"/>
       <w:spacing w:val="5"/>
       <w:kern w:val="28"/>
-      <w:sz w:val="52"/>
+      <w:sz w:val="34"/>
       <w:szCs w:val="52"/>
     </w:rPr>
   </w:style>
@@ -1325,9 +1269,6 @@
     <w:qFormat/>
     <w:rsid w:val="00FC693F"/>
     <w:pPr>
-      <w:pBdr>
-        <w:bottom w:val="single" w:sz="4" w:space="4" w:color="4F81BD" w:themeColor="accent1"/>
-      </w:pBdr>
       <w:spacing w:before="200" w:after="280"/>
       <w:ind w:left="936" w:right="936"/>
     </w:pPr>
@@ -12178,18 +12119,6 @@
         <w:shd w:val="clear" w:color="auto" w:fill="FBCAA2" w:themeFill="accent6" w:themeFillTint="7F"/>
       </w:tcPr>
     </w:tblStylePr>
-  </w:style>
-  <w:style w:type="paragraph" w:customStyle="1" w:styleId="Moral">
-    <w:name w:val="Moral"/>
-    <w:basedOn w:val="Normal"/>
-    <w:pPr>
-      <w:spacing w:before="160" w:after="0" w:line="276" w:lineRule="auto"/>
-    </w:pPr>
-    <w:rPr>
-      <w:rFonts w:ascii="Arial" w:hAnsi="Arial" w:eastAsia="Arial"/>
-      <w:i/>
-      <w:sz w:val="22"/>
-    </w:rPr>
   </w:style>
 </w:styles>
 </file>

--- a/en/wisdom-stories/light-of-the-universe.docx
+++ b/en/wisdom-stories/light-of-the-universe.docx
@@ -7,19 +7,19 @@
         <w:pStyle w:val="Title"/>
       </w:pPr>
       <w:r>
-        <w:t>The Door of the Heart</w:t>
+        <w:t>The Light of the Universe</w:t>
       </w:r>
     </w:p>
     <w:p>
       <w:pPr/>
       <w:r>
-        <w:t>A story about the British painter William Holman Hunt describes a picture of a figure standing at a closed door at night, holding a lantern in one hand and knocking with the other.</w:t>
+        <w:t>The British painter William Holman Hunt’s work “The Light of the Universe” is exhibited at the Royal Academy in London. It shows a philosophical-looking man standing before a door at night, holding a lantern in one hand, knocking with the other, and waiting in hope that it will open.</w:t>
       </w:r>
     </w:p>
     <w:p>
       <w:pPr/>
       <w:r>
-        <w:t>An art critic asked him, “It’s a beautiful painting, but how can that door open? Have you forgotten to paint a handle?”</w:t>
+        <w:t>An art critic asked him, “It’s a beautiful painting, but I cannot understand its meaning. Will the door he is knocking on never open? Have you forgotten to paint a handle?”</w:t>
       </w:r>
     </w:p>
     <w:p>
@@ -27,7 +27,7 @@
         <w:keepNext/>
       </w:pPr>
       <w:r>
-        <w:t>Hunt replied with a smile, “This is no ordinary door. It represents the human heart, and it opens only from within. There is no handle outside. Unless someone opens it for you, you cannot enter.”</w:t>
+        <w:t>Hunt replied with a smile, “This is no ordinary door. It is the door of the human heart, and it opens only from within. There is no handle outside. If the one inside does not open it, you cannot enter.”</w:t>
       </w:r>
     </w:p>
     <w:p>
@@ -40,11 +40,9 @@
         <w:rPr>
           <w:b/>
         </w:rPr>
-        <w:t>Moral:</w:t>
+        <w:t>Moral: The door of the heart opens only from the inside. Love and goodness do not force their way in - you must let them in yourself.</w:t>
       </w:r>
-      <w:r>
-        <w:t xml:space="preserve"> The door of the heart opens only from the inside. Love and goodness do not force their way in - you must let them in yourself.</w:t>
-      </w:r>
+      <w:r/>
     </w:p>
     <w:p>
       <w:pPr>
@@ -55,7 +53,7 @@
           <w:i/>
           <w:sz w:val="18"/>
         </w:rPr>
-        <w:t>Source: Publicly available internet sources.</w:t>
+        <w:t>Stories are taken from open Internet sources; illustrations were created with AI.</w:t>
       </w:r>
     </w:p>
     <w:sectPr>
